--- a/acts-sermons/docx/39_2027-07-11_주의가르침을놀랍게여기니라_행13장4-12절.docx
+++ b/acts-sermons/docx/39_2027-07-11_주의가르침을놀랍게여기니라_행13장4-12절.docx
@@ -343,33 +343,33 @@
           <w:sz w:val="24"/>
           <w:szCs w:val="24"/>
         </w:rPr>
-        <w:t xml:space="preserve">느헤미야는 바사 왕의 술 맡은 관원이었습니다. 그는 예루살렘 성벽이 무너지고 성문이 불탔다는 소식을 듣고 울며 기도했습니다. 그리고 왕의 허락을 받아 예루살렘으로 돌아와 성벽 재건을 시작했습니다. 하나님께서 주신 사명이었습니다.</w:t>
-      </w:r>
-    </w:p>
-    <w:p>
-      <w:pPr>
-        <w:spacing w:after="160" w:line="360"/>
-      </w:pPr>
-      <w:r>
-        <w:rPr>
-          <w:rFonts w:ascii="맑은 고딕" w:cs="맑은 고딕" w:eastAsia="맑은 고딕" w:hAnsi="맑은 고딕"/>
-          <w:sz w:val="24"/>
-          <w:szCs w:val="24"/>
-        </w:rPr>
-        <w:t xml:space="preserve">그러나 공사가 시작되자 방해자들이 나타났습니다. 산발랏과 도비야와 게셈이었습니다. 처음에는 비웃었습니다. 너희가 하는 일이 무엇이냐, 여우가 올라가도 무너질 것이라고 조롱했습니다. 조롱이 통하지 않자 군사적 위협을 했습니다. 그다음에는 느헤미야를 들판으로 불러내어 해치려 했고, 거짓 소문을 퍼뜨렸고, 심지어 돈으로 거짓 선지자를 매수해 느헤미야를 겁주려 했습니다.</w:t>
-      </w:r>
-    </w:p>
-    <w:p>
-      <w:pPr>
-        <w:spacing w:after="160" w:line="360"/>
-      </w:pPr>
-      <w:r>
-        <w:rPr>
-          <w:rFonts w:ascii="맑은 고딕" w:cs="맑은 고딕" w:eastAsia="맑은 고딕" w:hAnsi="맑은 고딕"/>
-          <w:sz w:val="24"/>
-          <w:szCs w:val="24"/>
-        </w:rPr>
-        <w:t xml:space="preserve">느헤미야는 어떻게 했습니까? 그는 기도했고, 한 손으로 일하고 한 손에는 무기를 잡도록 백성을 세웠습니다. 그리고 나는 큰 역사를 하고 있으니 내려가지 못하겠노라고 단호하게 대답했습니다. 마침내 성벽은 오십이 일 만에 완성되었습니다. 대적들은 이 역사가 하나님께서 이루신 것임을 알고 낙담했습니다. 하나님의 일에는 방해가 있지만, 하나님의 일은 방해에 꺾이지 않습니다.</w:t>
+        <w:t xml:space="preserve">창세기 26장에서 이삭은 그랄 땅에 머물며 농사하여 그해에 백 배나 거두었습니다. 여호와께서 복을 주셨기 때문입니다. 그러자 블레셋 사람들이 그를 시기했습니다. 그들은 아버지 아브라함 때에 판 우물들을 흙으로 메웠고, 아비멜렉은 이삭에게 자기들을 떠나라고 했습니다.</w:t>
+      </w:r>
+    </w:p>
+    <w:p>
+      <w:pPr>
+        <w:spacing w:after="160" w:line="360"/>
+      </w:pPr>
+      <w:r>
+        <w:rPr>
+          <w:rFonts w:ascii="맑은 고딕" w:cs="맑은 고딕" w:eastAsia="맑은 고딕" w:hAnsi="맑은 고딕"/>
+          <w:sz w:val="24"/>
+          <w:szCs w:val="24"/>
+        </w:rPr>
+        <w:t xml:space="preserve">이삭은 골짜기로 옮겨 다시 우물을 팠습니다. 그런데 그랄 목자들이 이 물은 우리 것이라며 다투었습니다. 그래서 그 우물 이름을 에섹이라 했습니다. 다툼이라는 뜻입니다. 또 다른 우물을 팠더니 또 다투었고, 그 이름을 싯나, 곧 대적함이라 했습니다. 이삭은 맞서 싸우지 않고 다시 옮겨 또 우물을 팠습니다. 이번에는 다투지 않았습니다. 그는 그 이름을 르호봇이라 하고 말했습니다. “이제는 여호와께서 우리를 위하여 넓게 하셨으니 이 땅에서 우리가 번성하리로다.”</w:t>
+      </w:r>
+    </w:p>
+    <w:p>
+      <w:pPr>
+        <w:spacing w:after="160" w:line="360"/>
+      </w:pPr>
+      <w:r>
+        <w:rPr>
+          <w:rFonts w:ascii="맑은 고딕" w:cs="맑은 고딕" w:eastAsia="맑은 고딕" w:hAnsi="맑은 고딕"/>
+          <w:sz w:val="24"/>
+          <w:szCs w:val="24"/>
+        </w:rPr>
+        <w:t xml:space="preserve">그 밤에 여호와께서 브엘세바에서 이삭에게 나타나 두려워하지 말라, 내가 너와 함께 있다고 말씀하셨습니다. 그리고 결국 아비멜렉이 찾아와 여호와께서 이삭과 함께 계심을 분명히 보았다고 고백했습니다. 방해는 거듭되었지만 하나님의 약속은 막히지 않았습니다. 하나님의 일에는 방해가 있습니다. 그러나 하나님의 일은 방해에 꺾이지 않습니다. 하나님은 메운 우물 너머에 르호봇을 예비하십니다.</w:t>
       </w:r>
     </w:p>
     <w:p>
@@ -471,7 +471,7 @@
           <w:sz w:val="24"/>
           <w:szCs w:val="24"/>
         </w:rPr>
-        <w:t xml:space="preserve">그러나 방해가 있다는 것이 곧 잘못된 길이라는 뜻은 아닙니다. 오히려 그 일이 하나님 나라에 중요하기 때문에 방해가 있을 수 있습니다. 느헤미야처럼 기도하며 계속 성벽을 쌓으십시오. 사람과 싸우지 말고, 그 뒤에서 일하는 어둠의 세력을 분별하십시오. 우리의 싸움은 혈과 육이 아니라 영적인 싸움입니다. 그리고 그 싸움의 승리는 이미 십자가에서 확정되었습니다. 낙심하지 말고 주께서 맡기신 일을 계속하십시오.</w:t>
+        <w:t xml:space="preserve">그러나 방해가 있다는 것이 곧 잘못된 길이라는 뜻은 아닙니다. 오히려 그 일이 하나님 나라에 중요하기 때문에 방해가 있을 수 있습니다. 이삭처럼 다시 일어나 우물을 파십시오. 사람과 싸우지 말고, 그 뒤에서 일하는 어둠의 세력을 분별하십시오. 우리의 싸움은 혈과 육이 아니라 영적인 싸움입니다. 그리고 그 싸움의 승리는 이미 십자가에서 확정되었습니다. 낙심하지 말고 주께서 맡기신 일을 계속하십시오.</w:t>
       </w:r>
     </w:p>
     <w:p>
@@ -660,33 +660,33 @@
           <w:sz w:val="24"/>
           <w:szCs w:val="24"/>
         </w:rPr>
-        <w:t xml:space="preserve">열왕기상 22장에 미가야라는 선지자가 나옵니다. 이스라엘 왕 아합과 유다 왕 여호사밧이 함께 아람과 싸우러 나갈지를 의논했습니다. 아합은 자기 선지자 사백 명을 모아 물었습니다. 그들은 한목소리로 올라가소서, 주께서 그 성읍을 왕의 손에 넘기시리이다 하고 말했습니다. 왕이 듣고 싶어 하는 말이었습니다.</w:t>
-      </w:r>
-    </w:p>
-    <w:p>
-      <w:pPr>
-        <w:spacing w:after="160" w:line="360"/>
-      </w:pPr>
-      <w:r>
-        <w:rPr>
-          <w:rFonts w:ascii="맑은 고딕" w:cs="맑은 고딕" w:eastAsia="맑은 고딕" w:hAnsi="맑은 고딕"/>
-          <w:sz w:val="24"/>
-          <w:szCs w:val="24"/>
-        </w:rPr>
-        <w:t xml:space="preserve">여호사밧은 여호와의 선지자가 또 없느냐고 물었습니다. 아합은 미가야가 있지만 그는 나에 대하여 길한 일은 예언하지 아니하고 흉한 일만 예언하므로 내가 그를 미워한다고 말했습니다. 미가야를 데리러 간 사신은 다른 선지자들처럼 좋게 말하라고 미리 당부했습니다. 그러나 미가야는 여호와께서 내게 말씀하시는 것 곧 그것을 내가 말하리라고 대답했습니다.</w:t>
-      </w:r>
-    </w:p>
-    <w:p>
-      <w:pPr>
-        <w:spacing w:after="160" w:line="360"/>
-      </w:pPr>
-      <w:r>
-        <w:rPr>
-          <w:rFonts w:ascii="맑은 고딕" w:cs="맑은 고딕" w:eastAsia="맑은 고딕" w:hAnsi="맑은 고딕"/>
-          <w:sz w:val="24"/>
-          <w:szCs w:val="24"/>
-        </w:rPr>
-        <w:t xml:space="preserve">미가야는 사백 명의 거짓 선지자 앞에서 홀로 진리를 말했습니다. 그 대가로 뺨을 맞고 감옥에 갇혀 고생의 떡과 고생의 물을 먹게 되었습니다. 그러나 그의 말대로 아합은 그 전쟁에서 죽었습니다. 진리는 다수결로 정해지지 않습니다. 성령 충만한 하나님의 사람은 거짓의 다수 앞에서도 진리를 말합니다.</w:t>
+        <w:t xml:space="preserve">다니엘서 5장에서 바벨론 왕 벨사살은 귀족 천 명을 위하여 큰 잔치를 베풀었습니다. 술에 취한 그는 느부갓네살이 예루살렘 성전에서 가져온 금 그릇과 은 그릇을 가져오게 하여, 그것으로 술을 마시며 금, 은, 구리, 쇠, 나무, 돌로 만든 신들을 찬양했습니다. 그때 사람의 손가락이 나타나 왕궁 촛대 맞은편 석회벽에 글자를 썼습니다. 왕은 얼굴빛이 변하고 무릎이 서로 부딪쳤습니다.</w:t>
+      </w:r>
+    </w:p>
+    <w:p>
+      <w:pPr>
+        <w:spacing w:after="160" w:line="360"/>
+      </w:pPr>
+      <w:r>
+        <w:rPr>
+          <w:rFonts w:ascii="맑은 고딕" w:cs="맑은 고딕" w:eastAsia="맑은 고딕" w:hAnsi="맑은 고딕"/>
+          <w:sz w:val="24"/>
+          <w:szCs w:val="24"/>
+        </w:rPr>
+        <w:t xml:space="preserve">바벨론의 술객과 점쟁이 누구도 그 글을 읽지 못했습니다. 결국 불려 온 다니엘에게 왕은 자주색 옷과 금 사슬과 나라의 셋째 통치자 자리를 약속했습니다. 그러나 다니엘은 왕의 예물은 왕이 친히 가지시고 왕의 상급은 다른 사람에게 주시라고 대답했습니다. 그리고 왕이 느부갓네살의 일을 다 알고도 마음을 낮추지 않고 하늘의 주재를 거역했다고 정면으로 말했습니다.</w:t>
+      </w:r>
+    </w:p>
+    <w:p>
+      <w:pPr>
+        <w:spacing w:after="160" w:line="360"/>
+      </w:pPr>
+      <w:r>
+        <w:rPr>
+          <w:rFonts w:ascii="맑은 고딕" w:cs="맑은 고딕" w:eastAsia="맑은 고딕" w:hAnsi="맑은 고딕"/>
+          <w:sz w:val="24"/>
+          <w:szCs w:val="24"/>
+        </w:rPr>
+        <w:t xml:space="preserve">그리고 그 글을 풀었습니다. 하나님이 이미 왕의 나라의 시대를 세어서 끝나게 하셨고, 왕을 저울에 달아 보니 부족함이 보였다는 것입니다. 바로 그 밤에 벨사살은 죽임을 당했습니다. 다니엘은 왕의 선물로 매수되지 않았고, 왕의 두려움 앞에서도 진리를 감추지 않았습니다. 진리는 권력의 크기로 정해지지 않습니다. 성령 충만한 하나님의 사람은 권력자 앞에서도, 거짓이 판치는 자리에서도 진리를 말합니다.</w:t>
       </w:r>
     </w:p>
     <w:p>
@@ -977,33 +977,33 @@
           <w:sz w:val="24"/>
           <w:szCs w:val="24"/>
         </w:rPr>
-        <w:t xml:space="preserve">누가복음 24장에 엠마오로 가던 두 제자가 나옵니다. 예수님이 십자가에서 죽으신 지 사흘째 되는 날, 그들은 낙심한 얼굴로 예루살렘을 떠나고 있었습니다. 우리는 이 사람이 이스라엘을 속량할 자라고 바랐노라는 그들의 말에는 무너진 소망이 담겨 있었습니다. 그때 부활하신 예수님이 다가오셔서 함께 걸으셨지만, 그들은 주님을 알아보지 못했습니다.</w:t>
-      </w:r>
-    </w:p>
-    <w:p>
-      <w:pPr>
-        <w:spacing w:after="160" w:line="360"/>
-      </w:pPr>
-      <w:r>
-        <w:rPr>
-          <w:rFonts w:ascii="맑은 고딕" w:cs="맑은 고딕" w:eastAsia="맑은 고딕" w:hAnsi="맑은 고딕"/>
-          <w:sz w:val="24"/>
-          <w:szCs w:val="24"/>
-        </w:rPr>
-        <w:t xml:space="preserve">예수님은 모세와 모든 선지자의 글로 시작하여 모든 성경에 쓴 바 자기에 관한 것을 자세히 설명해 주셨습니다. 그리스도가 고난을 받고 영광에 들어가야 한다는 말씀을 풀어 주신 것입니다. 그리고 저녁에 함께 떡을 떼실 때 그들의 눈이 밝아져 예수님을 알아보았습니다.</w:t>
-      </w:r>
-    </w:p>
-    <w:p>
-      <w:pPr>
-        <w:spacing w:after="160" w:line="360"/>
-      </w:pPr>
-      <w:r>
-        <w:rPr>
-          <w:rFonts w:ascii="맑은 고딕" w:cs="맑은 고딕" w:eastAsia="맑은 고딕" w:hAnsi="맑은 고딕"/>
-          <w:sz w:val="24"/>
-          <w:szCs w:val="24"/>
-        </w:rPr>
-        <w:t xml:space="preserve">그 후 두 제자는 이렇게 고백했습니다. 길에서 우리에게 말씀하시고 우리에게 성경을 풀어 주실 때에 우리 속에서 마음이 뜨겁지 아니하더냐. 그들은 그 밤에 곧바로 예루살렘으로 돌아가 부활의 주님을 증언했습니다. 낙심을 소망으로 바꾼 것은 그리스도에 관한 말씀이었습니다. 서기오 바울이 놀란 것도, 엠마오 제자들의 마음이 뜨거워진 것도 같은 주의 가르침 때문이었습니다.</w:t>
+        <w:t xml:space="preserve">열왕기상 3장에서 젊은 왕 솔로몬은 기브온에서 일천 번제를 드렸습니다. 그 밤 꿈에 여호와께서 나타나 무엇을 줄지 구하라고 하셨습니다. 솔로몬은 자신을 작은 아이라 부르며 출입할 줄을 알지 못한다고 고백했습니다. 그리고 장수나 부나 원수의 생명이 아니라, 듣는 마음을 주셔서 주의 백성을 재판하여 선악을 분별하게 해 달라고 구했습니다. 그 말씀이 주의 마음에 들었습니다.</w:t>
+      </w:r>
+    </w:p>
+    <w:p>
+      <w:pPr>
+        <w:spacing w:after="160" w:line="360"/>
+      </w:pPr>
+      <w:r>
+        <w:rPr>
+          <w:rFonts w:ascii="맑은 고딕" w:cs="맑은 고딕" w:eastAsia="맑은 고딕" w:hAnsi="맑은 고딕"/>
+          <w:sz w:val="24"/>
+          <w:szCs w:val="24"/>
+        </w:rPr>
+        <w:t xml:space="preserve">얼마 후 두 여인이 한 아이를 두고 서로 자기 아들이라 주장하며 왕 앞에 섰습니다. 증인도 없었습니다. 솔로몬은 칼을 가져오게 하고 산 아이를 둘로 나누어 반은 이 여자에게, 반은 저 여자에게 주라고 했습니다. 그러자 진짜 어머니는 아들을 위하여 마음이 불붙는 것 같아 그 아이를 죽이지 말고 저 여자에게 주라고 했습니다. 왕은 그 여인이 참 어머니라고 판결했습니다.</w:t>
+      </w:r>
+    </w:p>
+    <w:p>
+      <w:pPr>
+        <w:spacing w:after="160" w:line="360"/>
+      </w:pPr>
+      <w:r>
+        <w:rPr>
+          <w:rFonts w:ascii="맑은 고딕" w:cs="맑은 고딕" w:eastAsia="맑은 고딕" w:hAnsi="맑은 고딕"/>
+          <w:sz w:val="24"/>
+          <w:szCs w:val="24"/>
+        </w:rPr>
+        <w:t xml:space="preserve">온 이스라엘이 왕의 판결을 듣고 왕을 두려워했습니다. 하나님의 지혜가 그 속에 있어 판결하는 것을 보았기 때문입니다. 사람들을 놀라게 한 것은 솔로몬 자신이 아니라 그에게 주신 하나님의 지혜였습니다. 그리고 예수님은 솔로몬보다 더 큰 이가 여기 있다고 말씀하셨습니다. 서기오 바울이 놀랍게 여긴 것도 바울의 말솜씨가 아니라 주의 가르침이었습니다. 하나님의 지혜이신 그리스도에 관한 말씀은 오늘도 사람을 놀라게 하고 믿게 합니다.</w:t>
       </w:r>
     </w:p>
     <w:p>

--- a/acts-sermons/docx/39_2027-07-11_주의가르침을놀랍게여기니라_행13장4-12절.docx
+++ b/acts-sermons/docx/39_2027-07-11_주의가르침을놀랍게여기니라_행13장4-12절.docx
@@ -81,7 +81,7 @@
           <w:sz w:val="24"/>
           <w:szCs w:val="24"/>
         </w:rPr>
-        <w:t xml:space="preserve">두 사람이 성령의 보내심을 받아 실루기아에 내려가 거기서 배 타고 구브로에 가서 살라미에 이르러 하나님의 말씀을 유대인의 여러 회당에서 전할새 요한을 수종자로 두었더라 온 섬 가운데로 지나서 바보에 이르러 바예수라 하는 유대인 거짓 선지자인 마술사를 만나니 그가 총독 서기오 바울과 함께 있으니 서기오 바울은 지혜 있는 사람이라 바나바와 사울을 불러 하나님의 말씀을 듣고자 하더라 이 마술사 엘루마는 (이 이름을 번역하면 마술사라) 그들을 대적하여 총독으로 믿지 못하게 힘쓰니 바울이라고도 하는 사울이 성령이 충만하여 그를 주목하고 이르되 모든 거짓과 악행이 가득한 자요 마귀의 자식이요 모든 의의 원수여 주의 바른 길을 굽게 하는 것을 그치지 아니하겠느냐 보라 이제 주의 손이 네 위에 있으니 네가 맹인이 되어 얼마 동안 해를 보지 못하리라 하니 즉시 안개와 어둠이 그를 덮어 인도할 사람을 두루 구하는지라 이에 총독이 그렇게 된 것을 보고 믿으며 주의 가르침을 놀랍게 여기니라 (사도행전 13:4-12, 개역개정)</w:t>
+        <w:t xml:space="preserve">두 사람이 성령의 보내심을 받아 실루기아에 내려가 거기서 배 타고 구브로에 가서 살라미에 이르러 하나님의 말씀을 유대인의 여러 회당에서 전할새 요한을 수행원으로 두었더라 온 섬 가운데로 지나서 바보에 이르러 바예수라 하는 유대인 거짓 선지자인 마술사를 만나니 그가 총독 서기오 바울과 함께 있으니 서기오 바울은 지혜 있는 사람이라 바나바와 사울을 불러 하나님의 말씀을 듣고자 하더라 이 마술사 엘루마는 (이 이름을 번역하면 마술사라) 그들을 대적하여 총독으로 믿지 못하게 힘쓰니 바울이라고도 하는 사울이 성령이 충만하여 그를 주목하고 이르되 모든 거짓과 악행이 가득한 자요 마귀의 자식이요 모든 의의 원수여 주의 바른 길을 굽게 하는 것을 그치지 아니하겠느냐 보라 이제 주의 손이 네 위에 있으니 네가 맹인이 되어 얼마 동안 해를 보지 못하리라 하니 즉시 안개와 어둠이 그를 덮어 인도할 사람을 두루 구하는지라 이에 총독이 그렇게 된 것을 보고 믿으며 주의 가르침을 놀랍게 여기니라 (사도행전 13:4-12, 개역개정)</w:t>
       </w:r>
     </w:p>
     <w:p>
